--- a/instructors/circ-fair-bio-practice-day-4.docx
+++ b/instructors/circ-fair-bio-practice-day-4.docx
@@ -927,7 +927,29 @@
           <w:szCs w:val="23"/>
           <w:shd w:val="clear" w:color="auto" w:fill="FFF8E3"/>
         </w:rPr>
-        <w:t>REUSABLE (data should be well-described so that they can be replicated and/or combined in different settings, reuse states with a clear licence):</w:t>
+        <w:t xml:space="preserve">REUSABLE (data should be well-described so that they can be replicated and/or combined in different settings, reuse states with a clear </w:t>
+      </w:r>
+      <w:r>
+        <w:rPr>
+          <w:rStyle w:val="author-a-qz122zz88z3z71z4duz70zz73zz65zz86zwn3z75z"/>
+          <w:rFonts w:ascii="Open Sans" w:hAnsi="Open Sans" w:cs="Open Sans"/>
+          <w:color w:val="485365"/>
+          <w:sz w:val="23"/>
+          <w:szCs w:val="23"/>
+          <w:shd w:val="clear" w:color="auto" w:fill="FFF8E3"/>
+        </w:rPr>
+        <w:t>license</w:t>
+      </w:r>
+      <w:r>
+        <w:rPr>
+          <w:rStyle w:val="author-a-qz122zz88z3z71z4duz70zz73zz65zz86zwn3z75z"/>
+          <w:rFonts w:ascii="Open Sans" w:hAnsi="Open Sans" w:cs="Open Sans"/>
+          <w:color w:val="485365"/>
+          <w:sz w:val="23"/>
+          <w:szCs w:val="23"/>
+          <w:shd w:val="clear" w:color="auto" w:fill="FFF8E3"/>
+        </w:rPr>
+        <w:t>):</w:t>
       </w:r>
     </w:p>
     <w:p>
@@ -1261,7 +1283,29 @@
           <w:szCs w:val="23"/>
           <w:shd w:val="clear" w:color="auto" w:fill="FFF8E3"/>
         </w:rPr>
-        <w:t>My data /project description is much richer or formalised:</w:t>
+        <w:t xml:space="preserve">My data /project description is much richer or </w:t>
+      </w:r>
+      <w:r>
+        <w:rPr>
+          <w:rStyle w:val="author-a-qz122zz88z3z71z4duz70zz73zz65zz86zwn3z75z"/>
+          <w:rFonts w:ascii="Open Sans" w:hAnsi="Open Sans" w:cs="Open Sans"/>
+          <w:color w:val="485365"/>
+          <w:sz w:val="23"/>
+          <w:szCs w:val="23"/>
+          <w:shd w:val="clear" w:color="auto" w:fill="FFF8E3"/>
+        </w:rPr>
+        <w:t>formalized</w:t>
+      </w:r>
+      <w:r>
+        <w:rPr>
+          <w:rStyle w:val="author-a-qz122zz88z3z71z4duz70zz73zz65zz86zwn3z75z"/>
+          <w:rFonts w:ascii="Open Sans" w:hAnsi="Open Sans" w:cs="Open Sans"/>
+          <w:color w:val="485365"/>
+          <w:sz w:val="23"/>
+          <w:szCs w:val="23"/>
+          <w:shd w:val="clear" w:color="auto" w:fill="FFF8E3"/>
+        </w:rPr>
+        <w:t>:</w:t>
       </w:r>
     </w:p>
     <w:p>
@@ -1790,7 +1834,55 @@
           <w:shd w:val="clear" w:color="auto" w:fill="FFF8E3"/>
         </w:rPr>
         <w:lastRenderedPageBreak/>
-        <w:t>Have a look at mRNAseq accession 'E-MTAB-7933' in [ArrayExpress] </w:t>
+        <w:t xml:space="preserve">Have a look at </w:t>
+      </w:r>
+      <w:proofErr w:type="spellStart"/>
+      <w:r>
+        <w:rPr>
+          <w:rStyle w:val="author-a-qz122zz88z3z71z4duz70zz73zz65zz86zwn3z75z"/>
+          <w:rFonts w:ascii="Open Sans" w:hAnsi="Open Sans" w:cs="Open Sans"/>
+          <w:color w:val="485365"/>
+          <w:sz w:val="23"/>
+          <w:szCs w:val="23"/>
+          <w:shd w:val="clear" w:color="auto" w:fill="FFF8E3"/>
+        </w:rPr>
+        <w:t>mRNAseq</w:t>
+      </w:r>
+      <w:proofErr w:type="spellEnd"/>
+      <w:r>
+        <w:rPr>
+          <w:rStyle w:val="author-a-qz122zz88z3z71z4duz70zz73zz65zz86zwn3z75z"/>
+          <w:rFonts w:ascii="Open Sans" w:hAnsi="Open Sans" w:cs="Open Sans"/>
+          <w:color w:val="485365"/>
+          <w:sz w:val="23"/>
+          <w:szCs w:val="23"/>
+          <w:shd w:val="clear" w:color="auto" w:fill="FFF8E3"/>
+        </w:rPr>
+        <w:t xml:space="preserve"> accession 'E-MTAB-7933' in [</w:t>
+      </w:r>
+      <w:proofErr w:type="spellStart"/>
+      <w:r>
+        <w:rPr>
+          <w:rStyle w:val="author-a-qz122zz88z3z71z4duz70zz73zz65zz86zwn3z75z"/>
+          <w:rFonts w:ascii="Open Sans" w:hAnsi="Open Sans" w:cs="Open Sans"/>
+          <w:color w:val="485365"/>
+          <w:sz w:val="23"/>
+          <w:szCs w:val="23"/>
+          <w:shd w:val="clear" w:color="auto" w:fill="FFF8E3"/>
+        </w:rPr>
+        <w:t>ArrayExpress</w:t>
+      </w:r>
+      <w:proofErr w:type="spellEnd"/>
+      <w:r>
+        <w:rPr>
+          <w:rStyle w:val="author-a-qz122zz88z3z71z4duz70zz73zz65zz86zwn3z75z"/>
+          <w:rFonts w:ascii="Open Sans" w:hAnsi="Open Sans" w:cs="Open Sans"/>
+          <w:color w:val="485365"/>
+          <w:sz w:val="23"/>
+          <w:szCs w:val="23"/>
+          <w:shd w:val="clear" w:color="auto" w:fill="FFF8E3"/>
+        </w:rPr>
+        <w:t>] </w:t>
       </w:r>
     </w:p>
     <w:p>
@@ -2411,7 +2503,77 @@
           <w:szCs w:val="23"/>
           <w:shd w:val="clear" w:color="auto" w:fill="FFF8E3"/>
         </w:rPr>
-        <w:t>Have a look at the synthethic part record 'SubtilinReceiver_spaRK_separated' within the 'bsu' collection in [SynBioHub](</w:t>
+        <w:t xml:space="preserve">Have a look at the </w:t>
+      </w:r>
+      <w:r>
+        <w:rPr>
+          <w:rStyle w:val="author-a-qz122zz88z3z71z4duz70zz73zz65zz86zwn3z75z"/>
+          <w:rFonts w:ascii="Open Sans" w:hAnsi="Open Sans" w:cs="Open Sans"/>
+          <w:color w:val="485365"/>
+          <w:sz w:val="23"/>
+          <w:szCs w:val="23"/>
+          <w:shd w:val="clear" w:color="auto" w:fill="FFF8E3"/>
+        </w:rPr>
+        <w:t>synthetic</w:t>
+      </w:r>
+      <w:r>
+        <w:rPr>
+          <w:rStyle w:val="author-a-qz122zz88z3z71z4duz70zz73zz65zz86zwn3z75z"/>
+          <w:rFonts w:ascii="Open Sans" w:hAnsi="Open Sans" w:cs="Open Sans"/>
+          <w:color w:val="485365"/>
+          <w:sz w:val="23"/>
+          <w:szCs w:val="23"/>
+          <w:shd w:val="clear" w:color="auto" w:fill="FFF8E3"/>
+        </w:rPr>
+        <w:t xml:space="preserve"> part record '</w:t>
+      </w:r>
+      <w:proofErr w:type="spellStart"/>
+      <w:r>
+        <w:rPr>
+          <w:rStyle w:val="author-a-qz122zz88z3z71z4duz70zz73zz65zz86zwn3z75z"/>
+          <w:rFonts w:ascii="Open Sans" w:hAnsi="Open Sans" w:cs="Open Sans"/>
+          <w:color w:val="485365"/>
+          <w:sz w:val="23"/>
+          <w:szCs w:val="23"/>
+          <w:shd w:val="clear" w:color="auto" w:fill="FFF8E3"/>
+        </w:rPr>
+        <w:t>SubtilinReceiver_spaRK_separated</w:t>
+      </w:r>
+      <w:proofErr w:type="spellEnd"/>
+      <w:r>
+        <w:rPr>
+          <w:rStyle w:val="author-a-qz122zz88z3z71z4duz70zz73zz65zz86zwn3z75z"/>
+          <w:rFonts w:ascii="Open Sans" w:hAnsi="Open Sans" w:cs="Open Sans"/>
+          <w:color w:val="485365"/>
+          <w:sz w:val="23"/>
+          <w:szCs w:val="23"/>
+          <w:shd w:val="clear" w:color="auto" w:fill="FFF8E3"/>
+        </w:rPr>
+        <w:t>' within the '</w:t>
+      </w:r>
+      <w:proofErr w:type="spellStart"/>
+      <w:r>
+        <w:rPr>
+          <w:rStyle w:val="author-a-qz122zz88z3z71z4duz70zz73zz65zz86zwn3z75z"/>
+          <w:rFonts w:ascii="Open Sans" w:hAnsi="Open Sans" w:cs="Open Sans"/>
+          <w:color w:val="485365"/>
+          <w:sz w:val="23"/>
+          <w:szCs w:val="23"/>
+          <w:shd w:val="clear" w:color="auto" w:fill="FFF8E3"/>
+        </w:rPr>
+        <w:t>bsu</w:t>
+      </w:r>
+      <w:proofErr w:type="spellEnd"/>
+      <w:r>
+        <w:rPr>
+          <w:rStyle w:val="author-a-qz122zz88z3z71z4duz70zz73zz65zz86zwn3z75z"/>
+          <w:rFonts w:ascii="Open Sans" w:hAnsi="Open Sans" w:cs="Open Sans"/>
+          <w:color w:val="485365"/>
+          <w:sz w:val="23"/>
+          <w:szCs w:val="23"/>
+          <w:shd w:val="clear" w:color="auto" w:fill="FFF8E3"/>
+        </w:rPr>
+        <w:t>' collection in [SynBioHub](</w:t>
       </w:r>
       <w:hyperlink r:id="rId8" w:history="1">
         <w:r>
@@ -3558,7 +3720,33 @@
           <w:shd w:val="clear" w:color="auto" w:fill="FFF8E3"/>
           <w:lang w:val="es-ES"/>
         </w:rPr>
-        <w:t>- [GIGAscience - OUP](</w:t>
+        <w:t>- [</w:t>
+      </w:r>
+      <w:proofErr w:type="spellStart"/>
+      <w:r>
+        <w:rPr>
+          <w:rStyle w:val="author-a-qz122zz88z3z71z4duz70zz73zz65zz86zwn3z75z"/>
+          <w:rFonts w:ascii="Open Sans" w:hAnsi="Open Sans" w:cs="Open Sans"/>
+          <w:color w:val="485365"/>
+          <w:sz w:val="23"/>
+          <w:szCs w:val="23"/>
+          <w:shd w:val="clear" w:color="auto" w:fill="FFF8E3"/>
+          <w:lang w:val="es-ES"/>
+        </w:rPr>
+        <w:t>GIGAscience</w:t>
+      </w:r>
+      <w:proofErr w:type="spellEnd"/>
+      <w:r>
+        <w:rPr>
+          <w:rStyle w:val="author-a-qz122zz88z3z71z4duz70zz73zz65zz86zwn3z75z"/>
+          <w:rFonts w:ascii="Open Sans" w:hAnsi="Open Sans" w:cs="Open Sans"/>
+          <w:color w:val="485365"/>
+          <w:sz w:val="23"/>
+          <w:szCs w:val="23"/>
+          <w:shd w:val="clear" w:color="auto" w:fill="FFF8E3"/>
+          <w:lang w:val="es-ES"/>
+        </w:rPr>
+        <w:t xml:space="preserve"> - OUP](</w:t>
       </w:r>
       <w:hyperlink r:id="rId16" w:history="1">
         <w:r>
@@ -3887,7 +4075,33 @@
           <w:shd w:val="clear" w:color="auto" w:fill="FFF8E3"/>
           <w:lang w:val="en-GB"/>
         </w:rPr>
-        <w:t>- [Wellcome Open Research](</w:t>
+        <w:t>- [</w:t>
+      </w:r>
+      <w:proofErr w:type="spellStart"/>
+      <w:r>
+        <w:rPr>
+          <w:rStyle w:val="author-a-qz122zz88z3z71z4duz70zz73zz65zz86zwn3z75z"/>
+          <w:rFonts w:ascii="Open Sans" w:hAnsi="Open Sans" w:cs="Open Sans"/>
+          <w:color w:val="485365"/>
+          <w:sz w:val="23"/>
+          <w:szCs w:val="23"/>
+          <w:shd w:val="clear" w:color="auto" w:fill="FFF8E3"/>
+          <w:lang w:val="en-GB"/>
+        </w:rPr>
+        <w:t>Wellcome</w:t>
+      </w:r>
+      <w:proofErr w:type="spellEnd"/>
+      <w:r>
+        <w:rPr>
+          <w:rStyle w:val="author-a-qz122zz88z3z71z4duz70zz73zz65zz86zwn3z75z"/>
+          <w:rFonts w:ascii="Open Sans" w:hAnsi="Open Sans" w:cs="Open Sans"/>
+          <w:color w:val="485365"/>
+          <w:sz w:val="23"/>
+          <w:szCs w:val="23"/>
+          <w:shd w:val="clear" w:color="auto" w:fill="FFF8E3"/>
+          <w:lang w:val="en-GB"/>
+        </w:rPr>
+        <w:t xml:space="preserve"> Open Research](</w:t>
       </w:r>
       <w:hyperlink r:id="rId23" w:history="1">
         <w:r>
@@ -3957,7 +4171,33 @@
           <w:shd w:val="clear" w:color="auto" w:fill="FFF8E3"/>
           <w:lang w:val="en-GB"/>
         </w:rPr>
-        <w:t>Secondly, check [Fairsharing recommendations](</w:t>
+        <w:t>Secondly, check [</w:t>
+      </w:r>
+      <w:proofErr w:type="spellStart"/>
+      <w:r>
+        <w:rPr>
+          <w:rStyle w:val="author-a-qz122zz88z3z71z4duz70zz73zz65zz86zwn3z75z"/>
+          <w:rFonts w:ascii="Open Sans" w:hAnsi="Open Sans" w:cs="Open Sans"/>
+          <w:color w:val="485365"/>
+          <w:sz w:val="23"/>
+          <w:szCs w:val="23"/>
+          <w:shd w:val="clear" w:color="auto" w:fill="FFF8E3"/>
+          <w:lang w:val="en-GB"/>
+        </w:rPr>
+        <w:t>Fairsharing</w:t>
+      </w:r>
+      <w:proofErr w:type="spellEnd"/>
+      <w:r>
+        <w:rPr>
+          <w:rStyle w:val="author-a-qz122zz88z3z71z4duz70zz73zz65zz86zwn3z75z"/>
+          <w:rFonts w:ascii="Open Sans" w:hAnsi="Open Sans" w:cs="Open Sans"/>
+          <w:color w:val="485365"/>
+          <w:sz w:val="23"/>
+          <w:szCs w:val="23"/>
+          <w:shd w:val="clear" w:color="auto" w:fill="FFF8E3"/>
+          <w:lang w:val="en-GB"/>
+        </w:rPr>
+        <w:t xml:space="preserve"> recommendations](</w:t>
       </w:r>
       <w:hyperlink r:id="rId24" w:history="1">
         <w:r>
@@ -4052,6 +4292,7 @@
           <w:lang w:val="en-GB"/>
         </w:rPr>
       </w:pPr>
+      <w:proofErr w:type="spellStart"/>
       <w:r>
         <w:rPr>
           <w:rStyle w:val="author-a-qz122zz88z3z71z4duz70zz73zz65zz86zwn3z75z"/>
@@ -4062,7 +4303,20 @@
           <w:shd w:val="clear" w:color="auto" w:fill="FFF8E3"/>
           <w:lang w:val="en-GB"/>
         </w:rPr>
-        <w:t xml:space="preserve">BioRDM's curated list of </w:t>
+        <w:t>BioRDM's</w:t>
+      </w:r>
+      <w:proofErr w:type="spellEnd"/>
+      <w:r>
+        <w:rPr>
+          <w:rStyle w:val="author-a-qz122zz88z3z71z4duz70zz73zz65zz86zwn3z75z"/>
+          <w:rFonts w:ascii="Open Sans" w:hAnsi="Open Sans" w:cs="Open Sans"/>
+          <w:color w:val="485365"/>
+          <w:sz w:val="23"/>
+          <w:szCs w:val="23"/>
+          <w:shd w:val="clear" w:color="auto" w:fill="FFF8E3"/>
+          <w:lang w:val="en-GB"/>
+        </w:rPr>
+        <w:t xml:space="preserve"> curated list of </w:t>
       </w:r>
       <w:r>
         <w:rPr>
@@ -4757,7 +5011,16 @@
           <w:sz w:val="23"/>
           <w:szCs w:val="23"/>
         </w:rPr>
-        <w:t>Analysing data</w:t>
+        <w:t>Analyzing</w:t>
+      </w:r>
+      <w:r>
+        <w:rPr>
+          <w:rFonts w:ascii="Open Sans" w:hAnsi="Open Sans" w:cs="Open Sans"/>
+          <w:color w:val="485365"/>
+          <w:sz w:val="23"/>
+          <w:szCs w:val="23"/>
+        </w:rPr>
+        <w:t xml:space="preserve"> data</w:t>
       </w:r>
     </w:p>
     <w:p>
@@ -5138,7 +5401,25 @@
           <w:sz w:val="23"/>
           <w:szCs w:val="23"/>
         </w:rPr>
-        <w:t>Add open licence:</w:t>
+        <w:t xml:space="preserve">Add open </w:t>
+      </w:r>
+      <w:r>
+        <w:rPr>
+          <w:rFonts w:ascii="Open Sans" w:hAnsi="Open Sans" w:cs="Open Sans"/>
+          <w:color w:val="485365"/>
+          <w:sz w:val="23"/>
+          <w:szCs w:val="23"/>
+        </w:rPr>
+        <w:t>license</w:t>
+      </w:r>
+      <w:r>
+        <w:rPr>
+          <w:rFonts w:ascii="Open Sans" w:hAnsi="Open Sans" w:cs="Open Sans"/>
+          <w:color w:val="485365"/>
+          <w:sz w:val="23"/>
+          <w:szCs w:val="23"/>
+        </w:rPr>
+        <w:t>:</w:t>
       </w:r>
     </w:p>
     <w:p>
@@ -5398,7 +5679,25 @@
           <w:sz w:val="23"/>
           <w:szCs w:val="23"/>
         </w:rPr>
-        <w:t>Use github for your code:</w:t>
+        <w:t xml:space="preserve">Use </w:t>
+      </w:r>
+      <w:r>
+        <w:rPr>
+          <w:rFonts w:ascii="Open Sans" w:hAnsi="Open Sans" w:cs="Open Sans"/>
+          <w:color w:val="485365"/>
+          <w:sz w:val="23"/>
+          <w:szCs w:val="23"/>
+        </w:rPr>
+        <w:t>GitHub</w:t>
+      </w:r>
+      <w:r>
+        <w:rPr>
+          <w:rFonts w:ascii="Open Sans" w:hAnsi="Open Sans" w:cs="Open Sans"/>
+          <w:color w:val="485365"/>
+          <w:sz w:val="23"/>
+          <w:szCs w:val="23"/>
+        </w:rPr>
+        <w:t xml:space="preserve"> for your code:</w:t>
       </w:r>
     </w:p>
     <w:p>
@@ -5764,7 +6063,25 @@
           <w:sz w:val="23"/>
           <w:szCs w:val="23"/>
         </w:rPr>
-        <w:t>You can look at the example of DMP and resuable paragraphs:</w:t>
+        <w:t xml:space="preserve">You can look at the example of DMP and </w:t>
+      </w:r>
+      <w:r>
+        <w:rPr>
+          <w:rFonts w:ascii="Open Sans" w:hAnsi="Open Sans" w:cs="Open Sans"/>
+          <w:color w:val="485365"/>
+          <w:sz w:val="23"/>
+          <w:szCs w:val="23"/>
+        </w:rPr>
+        <w:t>reusable</w:t>
+      </w:r>
+      <w:r>
+        <w:rPr>
+          <w:rFonts w:ascii="Open Sans" w:hAnsi="Open Sans" w:cs="Open Sans"/>
+          <w:color w:val="485365"/>
+          <w:sz w:val="23"/>
+          <w:szCs w:val="23"/>
+        </w:rPr>
+        <w:t xml:space="preserve"> paragraphs:</w:t>
       </w:r>
     </w:p>
     <w:p>
@@ -6461,7 +6778,27 @@
           <w:sz w:val="23"/>
           <w:szCs w:val="23"/>
         </w:rPr>
-        <w:t>HINT: You can drop a document there and start to collaborate on it online doing simultanous edits!</w:t>
+        <w:t xml:space="preserve">HINT: You can drop a document there and start to collaborate on it online doing </w:t>
+      </w:r>
+      <w:proofErr w:type="spellStart"/>
+      <w:r>
+        <w:rPr>
+          <w:rFonts w:ascii="Open Sans" w:hAnsi="Open Sans" w:cs="Open Sans"/>
+          <w:color w:val="485365"/>
+          <w:sz w:val="23"/>
+          <w:szCs w:val="23"/>
+        </w:rPr>
+        <w:t>simultanous</w:t>
+      </w:r>
+      <w:proofErr w:type="spellEnd"/>
+      <w:r>
+        <w:rPr>
+          <w:rFonts w:ascii="Open Sans" w:hAnsi="Open Sans" w:cs="Open Sans"/>
+          <w:color w:val="485365"/>
+          <w:sz w:val="23"/>
+          <w:szCs w:val="23"/>
+        </w:rPr>
+        <w:t xml:space="preserve"> edits!</w:t>
       </w:r>
     </w:p>
     <w:p>
@@ -6672,38 +7009,8 @@
           <w:szCs w:val="23"/>
           <w:shd w:val="clear" w:color="auto" w:fill="FFF8E3"/>
         </w:rPr>
-        <w:t>Green Room &lt;-&gt; Blue Room</w:t>
-      </w:r>
-    </w:p>
-    <w:p>
-      <w:pPr>
-        <w:rPr>
-          <w:rFonts w:ascii="Open Sans" w:hAnsi="Open Sans" w:cs="Open Sans"/>
-          <w:color w:val="485365"/>
-          <w:sz w:val="23"/>
-          <w:szCs w:val="23"/>
-        </w:rPr>
-      </w:pPr>
-    </w:p>
-    <w:p>
-      <w:pPr>
-        <w:rPr>
-          <w:rFonts w:ascii="Open Sans" w:hAnsi="Open Sans" w:cs="Open Sans"/>
-          <w:color w:val="485365"/>
-          <w:sz w:val="23"/>
-          <w:szCs w:val="23"/>
-        </w:rPr>
-      </w:pPr>
-    </w:p>
-    <w:p>
-      <w:pPr>
-        <w:rPr>
-          <w:rFonts w:ascii="Open Sans" w:hAnsi="Open Sans" w:cs="Open Sans"/>
-          <w:color w:val="485365"/>
-          <w:sz w:val="23"/>
-          <w:szCs w:val="23"/>
-        </w:rPr>
-      </w:pPr>
+        <w:t>Room1</w:t>
+      </w:r>
       <w:r>
         <w:rPr>
           <w:rStyle w:val="author-a-qz122zz88z3z71z4duz70zz73zz65zz86zwn3z75z"/>
@@ -6715,7 +7022,89 @@
           <w:szCs w:val="23"/>
           <w:shd w:val="clear" w:color="auto" w:fill="FFF8E3"/>
         </w:rPr>
-        <w:t>Red Room &lt;-&gt; Yellow Room</w:t>
+        <w:t xml:space="preserve"> &lt;-&gt; </w:t>
+      </w:r>
+      <w:r>
+        <w:rPr>
+          <w:rStyle w:val="author-a-qz122zz88z3z71z4duz70zz73zz65zz86zwn3z75z"/>
+          <w:rFonts w:ascii="Open Sans" w:hAnsi="Open Sans" w:cs="Open Sans"/>
+          <w:b/>
+          <w:bCs/>
+          <w:color w:val="485365"/>
+          <w:sz w:val="23"/>
+          <w:szCs w:val="23"/>
+          <w:shd w:val="clear" w:color="auto" w:fill="FFF8E3"/>
+        </w:rPr>
+        <w:t>Room2</w:t>
+      </w:r>
+    </w:p>
+    <w:p>
+      <w:pPr>
+        <w:rPr>
+          <w:rFonts w:ascii="Open Sans" w:hAnsi="Open Sans" w:cs="Open Sans"/>
+          <w:color w:val="485365"/>
+          <w:sz w:val="23"/>
+          <w:szCs w:val="23"/>
+        </w:rPr>
+      </w:pPr>
+    </w:p>
+    <w:p>
+      <w:pPr>
+        <w:rPr>
+          <w:rFonts w:ascii="Open Sans" w:hAnsi="Open Sans" w:cs="Open Sans"/>
+          <w:color w:val="485365"/>
+          <w:sz w:val="23"/>
+          <w:szCs w:val="23"/>
+        </w:rPr>
+      </w:pPr>
+    </w:p>
+    <w:p>
+      <w:pPr>
+        <w:rPr>
+          <w:rFonts w:ascii="Open Sans" w:hAnsi="Open Sans" w:cs="Open Sans"/>
+          <w:color w:val="485365"/>
+          <w:sz w:val="23"/>
+          <w:szCs w:val="23"/>
+        </w:rPr>
+      </w:pPr>
+      <w:r>
+        <w:rPr>
+          <w:rStyle w:val="author-a-qz122zz88z3z71z4duz70zz73zz65zz86zwn3z75z"/>
+          <w:rFonts w:ascii="Open Sans" w:hAnsi="Open Sans" w:cs="Open Sans"/>
+          <w:b/>
+          <w:bCs/>
+          <w:color w:val="485365"/>
+          <w:sz w:val="23"/>
+          <w:szCs w:val="23"/>
+          <w:shd w:val="clear" w:color="auto" w:fill="FFF8E3"/>
+        </w:rPr>
+        <w:t>Room3</w:t>
+      </w:r>
+      <w:r>
+        <w:rPr>
+          <w:rStyle w:val="author-a-qz122zz88z3z71z4duz70zz73zz65zz86zwn3z75z"/>
+          <w:rFonts w:ascii="Open Sans" w:hAnsi="Open Sans" w:cs="Open Sans"/>
+          <w:b/>
+          <w:bCs/>
+          <w:color w:val="485365"/>
+          <w:sz w:val="23"/>
+          <w:szCs w:val="23"/>
+          <w:shd w:val="clear" w:color="auto" w:fill="FFF8E3"/>
+        </w:rPr>
+        <w:t xml:space="preserve"> &lt;-&gt; </w:t>
+      </w:r>
+      <w:r>
+        <w:rPr>
+          <w:rStyle w:val="author-a-qz122zz88z3z71z4duz70zz73zz65zz86zwn3z75z"/>
+          <w:rFonts w:ascii="Open Sans" w:hAnsi="Open Sans" w:cs="Open Sans"/>
+          <w:b/>
+          <w:bCs/>
+          <w:color w:val="485365"/>
+          <w:sz w:val="23"/>
+          <w:szCs w:val="23"/>
+          <w:shd w:val="clear" w:color="auto" w:fill="FFF8E3"/>
+        </w:rPr>
+        <w:t>Room4</w:t>
       </w:r>
     </w:p>
     <w:p>
@@ -6888,7 +7277,25 @@
           <w:sz w:val="23"/>
           <w:szCs w:val="23"/>
         </w:rPr>
-        <w:t>4. There is a single best way to manage, organise, and share data.</w:t>
+        <w:t xml:space="preserve">4. There is a single best way to manage, </w:t>
+      </w:r>
+      <w:r>
+        <w:rPr>
+          <w:rFonts w:ascii="Open Sans" w:hAnsi="Open Sans" w:cs="Open Sans"/>
+          <w:color w:val="485365"/>
+          <w:sz w:val="23"/>
+          <w:szCs w:val="23"/>
+        </w:rPr>
+        <w:t>organize</w:t>
+      </w:r>
+      <w:r>
+        <w:rPr>
+          <w:rFonts w:ascii="Open Sans" w:hAnsi="Open Sans" w:cs="Open Sans"/>
+          <w:color w:val="485365"/>
+          <w:sz w:val="23"/>
+          <w:szCs w:val="23"/>
+        </w:rPr>
+        <w:t>, and share data.</w:t>
       </w:r>
     </w:p>
     <w:p>
@@ -6926,7 +7333,25 @@
           <w:sz w:val="23"/>
           <w:szCs w:val="23"/>
         </w:rPr>
-        <w:t>6. Your metadata should be standardised and descriptive.</w:t>
+        <w:t xml:space="preserve">6. Your metadata should be </w:t>
+      </w:r>
+      <w:r>
+        <w:rPr>
+          <w:rFonts w:ascii="Open Sans" w:hAnsi="Open Sans" w:cs="Open Sans"/>
+          <w:color w:val="485365"/>
+          <w:sz w:val="23"/>
+          <w:szCs w:val="23"/>
+        </w:rPr>
+        <w:t>standardized</w:t>
+      </w:r>
+      <w:r>
+        <w:rPr>
+          <w:rFonts w:ascii="Open Sans" w:hAnsi="Open Sans" w:cs="Open Sans"/>
+          <w:color w:val="485365"/>
+          <w:sz w:val="23"/>
+          <w:szCs w:val="23"/>
+        </w:rPr>
+        <w:t xml:space="preserve"> and descriptive.</w:t>
       </w:r>
     </w:p>
     <w:p>
@@ -7091,7 +7516,25 @@
           <w:sz w:val="35"/>
           <w:szCs w:val="35"/>
         </w:rPr>
-        <w:t>Lesson 4: Intellectual property, Licencing and Openness</w:t>
+        <w:t xml:space="preserve">Lesson 4: Intellectual property, </w:t>
+      </w:r>
+      <w:r>
+        <w:rPr>
+          <w:rFonts w:ascii="Open Sans" w:hAnsi="Open Sans" w:cs="Open Sans"/>
+          <w:color w:val="485365"/>
+          <w:sz w:val="35"/>
+          <w:szCs w:val="35"/>
+        </w:rPr>
+        <w:t>Licensing</w:t>
+      </w:r>
+      <w:r>
+        <w:rPr>
+          <w:rFonts w:ascii="Open Sans" w:hAnsi="Open Sans" w:cs="Open Sans"/>
+          <w:color w:val="485365"/>
+          <w:sz w:val="35"/>
+          <w:szCs w:val="35"/>
+        </w:rPr>
+        <w:t xml:space="preserve"> and Openness</w:t>
       </w:r>
     </w:p>
     <w:p>
@@ -7121,26 +7564,62 @@
           <w:color w:val="485365"/>
           <w:szCs w:val="28"/>
         </w:rPr>
-        <w:t>Exercise 1. Checking common licence:</w:t>
-      </w:r>
-    </w:p>
-    <w:p>
-      <w:pPr>
-        <w:rPr>
-          <w:rFonts w:ascii="Open Sans" w:hAnsi="Open Sans" w:cs="Open Sans"/>
-          <w:color w:val="485365"/>
-          <w:sz w:val="23"/>
-          <w:szCs w:val="23"/>
-        </w:rPr>
-      </w:pPr>
-      <w:r>
-        <w:rPr>
-          <w:rFonts w:ascii="Open Sans" w:hAnsi="Open Sans" w:cs="Open Sans"/>
-          <w:color w:val="485365"/>
-          <w:sz w:val="23"/>
-          <w:szCs w:val="23"/>
-        </w:rPr>
-        <w:t>1. Open CC BY licence summary </w:t>
+        <w:t xml:space="preserve">Exercise 1. Checking common </w:t>
+      </w:r>
+      <w:r>
+        <w:rPr>
+          <w:rStyle w:val="b"/>
+          <w:rFonts w:cs="Open Sans"/>
+          <w:color w:val="485365"/>
+          <w:szCs w:val="28"/>
+        </w:rPr>
+        <w:t>license</w:t>
+      </w:r>
+      <w:r>
+        <w:rPr>
+          <w:rStyle w:val="b"/>
+          <w:rFonts w:cs="Open Sans"/>
+          <w:color w:val="485365"/>
+          <w:szCs w:val="28"/>
+        </w:rPr>
+        <w:t>:</w:t>
+      </w:r>
+    </w:p>
+    <w:p>
+      <w:pPr>
+        <w:rPr>
+          <w:rFonts w:ascii="Open Sans" w:hAnsi="Open Sans" w:cs="Open Sans"/>
+          <w:color w:val="485365"/>
+          <w:sz w:val="23"/>
+          <w:szCs w:val="23"/>
+        </w:rPr>
+      </w:pPr>
+      <w:r>
+        <w:rPr>
+          <w:rFonts w:ascii="Open Sans" w:hAnsi="Open Sans" w:cs="Open Sans"/>
+          <w:color w:val="485365"/>
+          <w:sz w:val="23"/>
+          <w:szCs w:val="23"/>
+        </w:rPr>
+        <w:t xml:space="preserve">1. Open CC BY </w:t>
+      </w:r>
+      <w:r>
+        <w:rPr>
+          <w:rFonts w:ascii="Open Sans" w:hAnsi="Open Sans" w:cs="Open Sans"/>
+          <w:color w:val="485365"/>
+          <w:sz w:val="23"/>
+          <w:szCs w:val="23"/>
+        </w:rPr>
+        <w:t>license</w:t>
+      </w:r>
+      <w:r>
+        <w:rPr>
+          <w:rFonts w:ascii="Open Sans" w:hAnsi="Open Sans" w:cs="Open Sans"/>
+          <w:color w:val="485365"/>
+          <w:sz w:val="23"/>
+          <w:szCs w:val="23"/>
+        </w:rPr>
+        <w:t xml:space="preserve"> summary </w:t>
       </w:r>
       <w:hyperlink r:id="rId32" w:history="1">
         <w:r>
@@ -7171,7 +7650,25 @@
           <w:sz w:val="23"/>
           <w:szCs w:val="23"/>
         </w:rPr>
-        <w:t>is it clear how you can use the data under this licence and why it</w:t>
+        <w:t xml:space="preserve">is it clear how you can use the data under this </w:t>
+      </w:r>
+      <w:r>
+        <w:rPr>
+          <w:rFonts w:ascii="Open Sans" w:hAnsi="Open Sans" w:cs="Open Sans"/>
+          <w:color w:val="485365"/>
+          <w:sz w:val="23"/>
+          <w:szCs w:val="23"/>
+        </w:rPr>
+        <w:t>license</w:t>
+      </w:r>
+      <w:r>
+        <w:rPr>
+          <w:rFonts w:ascii="Open Sans" w:hAnsi="Open Sans" w:cs="Open Sans"/>
+          <w:color w:val="485365"/>
+          <w:sz w:val="23"/>
+          <w:szCs w:val="23"/>
+        </w:rPr>
+        <w:t xml:space="preserve"> and why it</w:t>
       </w:r>
       <w:r>
         <w:rPr>
@@ -7231,7 +7728,25 @@
           <w:sz w:val="23"/>
           <w:szCs w:val="23"/>
         </w:rPr>
-        <w:t>2. Check the MIT licence wording: </w:t>
+        <w:t xml:space="preserve">2. Check the MIT </w:t>
+      </w:r>
+      <w:r>
+        <w:rPr>
+          <w:rFonts w:ascii="Open Sans" w:hAnsi="Open Sans" w:cs="Open Sans"/>
+          <w:color w:val="485365"/>
+          <w:sz w:val="23"/>
+          <w:szCs w:val="23"/>
+        </w:rPr>
+        <w:t>license</w:t>
+      </w:r>
+      <w:r>
+        <w:rPr>
+          <w:rFonts w:ascii="Open Sans" w:hAnsi="Open Sans" w:cs="Open Sans"/>
+          <w:color w:val="485365"/>
+          <w:sz w:val="23"/>
+          <w:szCs w:val="23"/>
+        </w:rPr>
+        <w:t xml:space="preserve"> wording: </w:t>
       </w:r>
       <w:hyperlink r:id="rId33" w:history="1">
         <w:r>
@@ -7282,7 +7797,16 @@
           <w:sz w:val="23"/>
           <w:szCs w:val="23"/>
         </w:rPr>
-        <w:t> can do with software code under this licence</w:t>
+        <w:t xml:space="preserve"> can do with software code under this </w:t>
+      </w:r>
+      <w:r>
+        <w:rPr>
+          <w:rFonts w:ascii="Open Sans" w:hAnsi="Open Sans" w:cs="Open Sans"/>
+          <w:color w:val="485365"/>
+          <w:sz w:val="23"/>
+          <w:szCs w:val="23"/>
+        </w:rPr>
+        <w:t>license</w:t>
       </w:r>
       <w:r>
         <w:rPr>
@@ -7383,7 +7907,25 @@
           <w:sz w:val="23"/>
           <w:szCs w:val="23"/>
         </w:rPr>
-        <w:t>MIT licence is currently one of the most popular for open source code</w:t>
+        <w:t xml:space="preserve">MIT </w:t>
+      </w:r>
+      <w:r>
+        <w:rPr>
+          <w:rFonts w:ascii="Open Sans" w:hAnsi="Open Sans" w:cs="Open Sans"/>
+          <w:color w:val="485365"/>
+          <w:sz w:val="23"/>
+          <w:szCs w:val="23"/>
+        </w:rPr>
+        <w:t>license</w:t>
+      </w:r>
+      <w:r>
+        <w:rPr>
+          <w:rFonts w:ascii="Open Sans" w:hAnsi="Open Sans" w:cs="Open Sans"/>
+          <w:color w:val="485365"/>
+          <w:sz w:val="23"/>
+          <w:szCs w:val="23"/>
+        </w:rPr>
+        <w:t xml:space="preserve"> is currently one of the most popular for open source code</w:t>
       </w:r>
       <w:r>
         <w:rPr>
@@ -7483,8 +8025,19 @@
           <w:sz w:val="35"/>
           <w:szCs w:val="35"/>
         </w:rPr>
-        <w:t>Your journey to be FAIRproductive</w:t>
-      </w:r>
+        <w:t xml:space="preserve">Your journey to be </w:t>
+      </w:r>
+      <w:proofErr w:type="spellStart"/>
+      <w:r>
+        <w:rPr>
+          <w:rFonts w:ascii="Open Sans" w:hAnsi="Open Sans" w:cs="Open Sans"/>
+          <w:color w:val="485365"/>
+          <w:sz w:val="35"/>
+          <w:szCs w:val="35"/>
+        </w:rPr>
+        <w:t>FAIRproductive</w:t>
+      </w:r>
+      <w:proofErr w:type="spellEnd"/>
     </w:p>
     <w:p>
       <w:pPr>
@@ -7610,7 +8163,25 @@
           <w:sz w:val="23"/>
           <w:szCs w:val="23"/>
         </w:rPr>
-        <w:t>0 if you only learnt abou it at this workshop</w:t>
+        <w:t>0 if you only learnt abou</w:t>
+      </w:r>
+      <w:r>
+        <w:rPr>
+          <w:rFonts w:ascii="Open Sans" w:hAnsi="Open Sans" w:cs="Open Sans"/>
+          <w:color w:val="485365"/>
+          <w:sz w:val="23"/>
+          <w:szCs w:val="23"/>
+        </w:rPr>
+        <w:t>t</w:t>
+      </w:r>
+      <w:r>
+        <w:rPr>
+          <w:rFonts w:ascii="Open Sans" w:hAnsi="Open Sans" w:cs="Open Sans"/>
+          <w:color w:val="485365"/>
+          <w:sz w:val="23"/>
+          <w:szCs w:val="23"/>
+        </w:rPr>
+        <w:t xml:space="preserve"> it at this workshop</w:t>
       </w:r>
     </w:p>
     <w:p>
@@ -7725,7 +8296,25 @@
           <w:sz w:val="23"/>
           <w:szCs w:val="23"/>
         </w:rPr>
-        <w:t>•                     store code in github:</w:t>
+        <w:t xml:space="preserve">•                     store code in </w:t>
+      </w:r>
+      <w:r>
+        <w:rPr>
+          <w:rFonts w:ascii="Open Sans" w:hAnsi="Open Sans" w:cs="Open Sans"/>
+          <w:color w:val="485365"/>
+          <w:sz w:val="23"/>
+          <w:szCs w:val="23"/>
+        </w:rPr>
+        <w:t>GitHub</w:t>
+      </w:r>
+      <w:r>
+        <w:rPr>
+          <w:rFonts w:ascii="Open Sans" w:hAnsi="Open Sans" w:cs="Open Sans"/>
+          <w:color w:val="485365"/>
+          <w:sz w:val="23"/>
+          <w:szCs w:val="23"/>
+        </w:rPr>
+        <w:t>:</w:t>
       </w:r>
     </w:p>
     <w:p>
@@ -7915,7 +8504,25 @@
           <w:sz w:val="23"/>
           <w:szCs w:val="23"/>
         </w:rPr>
-        <w:t>•                     follow a file naming conventions:</w:t>
+        <w:t xml:space="preserve">•                     follow a file naming </w:t>
+      </w:r>
+      <w:r>
+        <w:rPr>
+          <w:rFonts w:ascii="Open Sans" w:hAnsi="Open Sans" w:cs="Open Sans"/>
+          <w:color w:val="485365"/>
+          <w:sz w:val="23"/>
+          <w:szCs w:val="23"/>
+        </w:rPr>
+        <w:t>convention</w:t>
+      </w:r>
+      <w:r>
+        <w:rPr>
+          <w:rFonts w:ascii="Open Sans" w:hAnsi="Open Sans" w:cs="Open Sans"/>
+          <w:color w:val="485365"/>
+          <w:sz w:val="23"/>
+          <w:szCs w:val="23"/>
+        </w:rPr>
+        <w:t>:</w:t>
       </w:r>
     </w:p>
     <w:p>
@@ -8181,7 +8788,36 @@
           <w:sz w:val="23"/>
           <w:szCs w:val="23"/>
         </w:rPr>
-        <w:t>•                     use jupyter notebooks or R-markdown:</w:t>
+        <w:t xml:space="preserve">•                     use </w:t>
+      </w:r>
+      <w:proofErr w:type="spellStart"/>
+      <w:r>
+        <w:rPr>
+          <w:rFonts w:ascii="Open Sans" w:hAnsi="Open Sans" w:cs="Open Sans"/>
+          <w:color w:val="485365"/>
+          <w:sz w:val="23"/>
+          <w:szCs w:val="23"/>
+        </w:rPr>
+        <w:t>J</w:t>
+      </w:r>
+      <w:r>
+        <w:rPr>
+          <w:rFonts w:ascii="Open Sans" w:hAnsi="Open Sans" w:cs="Open Sans"/>
+          <w:color w:val="485365"/>
+          <w:sz w:val="23"/>
+          <w:szCs w:val="23"/>
+        </w:rPr>
+        <w:t>upyter</w:t>
+      </w:r>
+      <w:proofErr w:type="spellEnd"/>
+      <w:r>
+        <w:rPr>
+          <w:rFonts w:ascii="Open Sans" w:hAnsi="Open Sans" w:cs="Open Sans"/>
+          <w:color w:val="485365"/>
+          <w:sz w:val="23"/>
+          <w:szCs w:val="23"/>
+        </w:rPr>
+        <w:t xml:space="preserve"> notebooks or R-markdown:</w:t>
       </w:r>
     </w:p>
     <w:p>
@@ -8219,26 +8855,84 @@
           <w:sz w:val="23"/>
           <w:szCs w:val="23"/>
         </w:rPr>
-        <w:t>•                     use PID from repositories (eg UniProt, GenBank) in data description:</w:t>
-      </w:r>
-    </w:p>
-    <w:p>
-      <w:pPr>
-        <w:rPr>
-          <w:rFonts w:ascii="Open Sans" w:hAnsi="Open Sans" w:cs="Open Sans"/>
-          <w:color w:val="485365"/>
-          <w:sz w:val="23"/>
-          <w:szCs w:val="23"/>
-        </w:rPr>
-      </w:pPr>
-      <w:r>
-        <w:rPr>
-          <w:rFonts w:ascii="Open Sans" w:hAnsi="Open Sans" w:cs="Open Sans"/>
-          <w:color w:val="485365"/>
-          <w:sz w:val="23"/>
-          <w:szCs w:val="23"/>
-        </w:rPr>
-        <w:t>•                     use database for bio-samples / strains etc:</w:t>
+        <w:t>•                     use PID from repositories (</w:t>
+      </w:r>
+      <w:proofErr w:type="spellStart"/>
+      <w:r>
+        <w:rPr>
+          <w:rFonts w:ascii="Open Sans" w:hAnsi="Open Sans" w:cs="Open Sans"/>
+          <w:color w:val="485365"/>
+          <w:sz w:val="23"/>
+          <w:szCs w:val="23"/>
+        </w:rPr>
+        <w:t>eg</w:t>
+      </w:r>
+      <w:proofErr w:type="spellEnd"/>
+      <w:r>
+        <w:rPr>
+          <w:rFonts w:ascii="Open Sans" w:hAnsi="Open Sans" w:cs="Open Sans"/>
+          <w:color w:val="485365"/>
+          <w:sz w:val="23"/>
+          <w:szCs w:val="23"/>
+        </w:rPr>
+        <w:t xml:space="preserve"> </w:t>
+      </w:r>
+      <w:proofErr w:type="spellStart"/>
+      <w:r>
+        <w:rPr>
+          <w:rFonts w:ascii="Open Sans" w:hAnsi="Open Sans" w:cs="Open Sans"/>
+          <w:color w:val="485365"/>
+          <w:sz w:val="23"/>
+          <w:szCs w:val="23"/>
+        </w:rPr>
+        <w:t>UniProt</w:t>
+      </w:r>
+      <w:proofErr w:type="spellEnd"/>
+      <w:r>
+        <w:rPr>
+          <w:rFonts w:ascii="Open Sans" w:hAnsi="Open Sans" w:cs="Open Sans"/>
+          <w:color w:val="485365"/>
+          <w:sz w:val="23"/>
+          <w:szCs w:val="23"/>
+        </w:rPr>
+        <w:t>, GenBank) in data description:</w:t>
+      </w:r>
+    </w:p>
+    <w:p>
+      <w:pPr>
+        <w:rPr>
+          <w:rFonts w:ascii="Open Sans" w:hAnsi="Open Sans" w:cs="Open Sans"/>
+          <w:color w:val="485365"/>
+          <w:sz w:val="23"/>
+          <w:szCs w:val="23"/>
+        </w:rPr>
+      </w:pPr>
+      <w:r>
+        <w:rPr>
+          <w:rFonts w:ascii="Open Sans" w:hAnsi="Open Sans" w:cs="Open Sans"/>
+          <w:color w:val="485365"/>
+          <w:sz w:val="23"/>
+          <w:szCs w:val="23"/>
+        </w:rPr>
+        <w:t xml:space="preserve">•                     use database for bio-samples / strains </w:t>
+      </w:r>
+      <w:r>
+        <w:rPr>
+          <w:rFonts w:ascii="Open Sans" w:hAnsi="Open Sans" w:cs="Open Sans"/>
+          <w:color w:val="485365"/>
+          <w:sz w:val="23"/>
+          <w:szCs w:val="23"/>
+        </w:rPr>
+        <w:t>etc.</w:t>
+      </w:r>
+      <w:r>
+        <w:rPr>
+          <w:rFonts w:ascii="Open Sans" w:hAnsi="Open Sans" w:cs="Open Sans"/>
+          <w:color w:val="485365"/>
+          <w:sz w:val="23"/>
+          <w:szCs w:val="23"/>
+        </w:rPr>
+        <w:t>:</w:t>
       </w:r>
     </w:p>
     <w:p>
@@ -8675,54 +9369,94 @@
           <w:sz w:val="23"/>
           <w:szCs w:val="23"/>
         </w:rPr>
-        <w:t xml:space="preserve">It contains the text for self learnings, the </w:t>
-      </w:r>
-      <w:r>
-        <w:rPr>
-          <w:rFonts w:ascii="Open Sans" w:hAnsi="Open Sans" w:cs="Open Sans"/>
-          <w:color w:val="485365"/>
-          <w:sz w:val="23"/>
-          <w:szCs w:val="23"/>
-        </w:rPr>
-        <w:t>exercises</w:t>
-      </w:r>
-      <w:r>
-        <w:rPr>
-          <w:rFonts w:ascii="Open Sans" w:hAnsi="Open Sans" w:cs="Open Sans"/>
-          <w:color w:val="485365"/>
-          <w:sz w:val="23"/>
-          <w:szCs w:val="23"/>
-        </w:rPr>
-        <w:t xml:space="preserve"> and the links.</w:t>
-      </w:r>
-    </w:p>
-    <w:p>
-      <w:pPr>
-        <w:rPr>
-          <w:rFonts w:ascii="Open Sans" w:hAnsi="Open Sans" w:cs="Open Sans"/>
-          <w:color w:val="485365"/>
-          <w:sz w:val="23"/>
-          <w:szCs w:val="23"/>
-        </w:rPr>
-      </w:pPr>
-    </w:p>
-    <w:p>
-      <w:pPr>
-        <w:rPr>
-          <w:rFonts w:ascii="Open Sans" w:hAnsi="Open Sans" w:cs="Open Sans"/>
-          <w:color w:val="485365"/>
-          <w:sz w:val="23"/>
-          <w:szCs w:val="23"/>
-        </w:rPr>
-      </w:pPr>
-      <w:r>
-        <w:rPr>
-          <w:rFonts w:ascii="Open Sans" w:hAnsi="Open Sans" w:cs="Open Sans"/>
-          <w:color w:val="485365"/>
-          <w:sz w:val="23"/>
-          <w:szCs w:val="23"/>
-        </w:rPr>
-        <w:t>There is a github repository that contains the lessons text as well as the powerpoint slides (</w:t>
+        <w:t xml:space="preserve">It contains the text for </w:t>
+      </w:r>
+      <w:proofErr w:type="spellStart"/>
+      <w:r>
+        <w:rPr>
+          <w:rFonts w:ascii="Open Sans" w:hAnsi="Open Sans" w:cs="Open Sans"/>
+          <w:color w:val="485365"/>
+          <w:sz w:val="23"/>
+          <w:szCs w:val="23"/>
+        </w:rPr>
+        <w:t>self learnings</w:t>
+      </w:r>
+      <w:proofErr w:type="spellEnd"/>
+      <w:r>
+        <w:rPr>
+          <w:rFonts w:ascii="Open Sans" w:hAnsi="Open Sans" w:cs="Open Sans"/>
+          <w:color w:val="485365"/>
+          <w:sz w:val="23"/>
+          <w:szCs w:val="23"/>
+        </w:rPr>
+        <w:t>, the exercises and the links.</w:t>
+      </w:r>
+    </w:p>
+    <w:p>
+      <w:pPr>
+        <w:rPr>
+          <w:rFonts w:ascii="Open Sans" w:hAnsi="Open Sans" w:cs="Open Sans"/>
+          <w:color w:val="485365"/>
+          <w:sz w:val="23"/>
+          <w:szCs w:val="23"/>
+        </w:rPr>
+      </w:pPr>
+    </w:p>
+    <w:p>
+      <w:pPr>
+        <w:rPr>
+          <w:rFonts w:ascii="Open Sans" w:hAnsi="Open Sans" w:cs="Open Sans"/>
+          <w:color w:val="485365"/>
+          <w:sz w:val="23"/>
+          <w:szCs w:val="23"/>
+        </w:rPr>
+      </w:pPr>
+      <w:r>
+        <w:rPr>
+          <w:rFonts w:ascii="Open Sans" w:hAnsi="Open Sans" w:cs="Open Sans"/>
+          <w:color w:val="485365"/>
+          <w:sz w:val="23"/>
+          <w:szCs w:val="23"/>
+        </w:rPr>
+        <w:t xml:space="preserve">There is a </w:t>
+      </w:r>
+      <w:r>
+        <w:rPr>
+          <w:rFonts w:ascii="Open Sans" w:hAnsi="Open Sans" w:cs="Open Sans"/>
+          <w:color w:val="485365"/>
+          <w:sz w:val="23"/>
+          <w:szCs w:val="23"/>
+        </w:rPr>
+        <w:t>GitHub</w:t>
+      </w:r>
+      <w:r>
+        <w:rPr>
+          <w:rFonts w:ascii="Open Sans" w:hAnsi="Open Sans" w:cs="Open Sans"/>
+          <w:color w:val="485365"/>
+          <w:sz w:val="23"/>
+          <w:szCs w:val="23"/>
+        </w:rPr>
+        <w:t xml:space="preserve"> repository that contains the lessons text as well as the </w:t>
+      </w:r>
+      <w:proofErr w:type="spellStart"/>
+      <w:r>
+        <w:rPr>
+          <w:rFonts w:ascii="Open Sans" w:hAnsi="Open Sans" w:cs="Open Sans"/>
+          <w:color w:val="485365"/>
+          <w:sz w:val="23"/>
+          <w:szCs w:val="23"/>
+        </w:rPr>
+        <w:t>powerpoint</w:t>
+      </w:r>
+      <w:proofErr w:type="spellEnd"/>
+      <w:r>
+        <w:rPr>
+          <w:rFonts w:ascii="Open Sans" w:hAnsi="Open Sans" w:cs="Open Sans"/>
+          <w:color w:val="485365"/>
+          <w:sz w:val="23"/>
+          <w:szCs w:val="23"/>
+        </w:rPr>
+        <w:t xml:space="preserve"> slides (</w:t>
       </w:r>
     </w:p>
     <w:p>
@@ -8819,7 +9553,25 @@
           <w:sz w:val="23"/>
           <w:szCs w:val="23"/>
         </w:rPr>
-        <w:t>Do you have any questions about the topics dicussed today? Please write them down here. Use +1 to upvote the ones you are interested in if someone already asked it. We will briefly discuss them before the following set of lessons.</w:t>
+        <w:t xml:space="preserve">Do you have any questions about the topics </w:t>
+      </w:r>
+      <w:r>
+        <w:rPr>
+          <w:rFonts w:ascii="Open Sans" w:hAnsi="Open Sans" w:cs="Open Sans"/>
+          <w:color w:val="485365"/>
+          <w:sz w:val="23"/>
+          <w:szCs w:val="23"/>
+        </w:rPr>
+        <w:t>discussed</w:t>
+      </w:r>
+      <w:r>
+        <w:rPr>
+          <w:rFonts w:ascii="Open Sans" w:hAnsi="Open Sans" w:cs="Open Sans"/>
+          <w:color w:val="485365"/>
+          <w:sz w:val="23"/>
+          <w:szCs w:val="23"/>
+        </w:rPr>
+        <w:t xml:space="preserve"> today? Please write them down here. Use +1 to upvote the ones you are interested in if someone already asked it. We will briefly discuss them before the following set of lessons.</w:t>
       </w:r>
     </w:p>
     <w:p>
